--- a/templates/template_L3.docx
+++ b/templates/template_L3.docx
@@ -1,10 +1,10 @@
 
 <file path=word/document.xml><?xml version="1.0" encoding="utf-8"?>
-<w:document xmlns:wpc="http://schemas.microsoft.com/office/word/2010/wordprocessingCanvas" xmlns:cx="http://schemas.microsoft.com/office/drawing/2014/chartex" xmlns:cx1="http://schemas.microsoft.com/office/drawing/2015/9/8/chartex" xmlns:cx2="http://schemas.microsoft.com/office/drawing/2015/10/21/chartex" xmlns:cx3="http://schemas.microsoft.com/office/drawing/2016/5/9/chartex" xmlns:cx4="http://schemas.microsoft.com/office/drawing/2016/5/10/chartex" xmlns:cx5="http://schemas.microsoft.com/office/drawing/2016/5/11/chartex" xmlns:cx6="http://schemas.microsoft.com/office/drawing/2016/5/12/chartex" xmlns:cx7="http://schemas.microsoft.com/office/drawing/2016/5/13/chartex" xmlns:cx8="http://schemas.microsoft.com/office/drawing/2016/5/14/chartex" xmlns:mc="http://schemas.openxmlformats.org/markup-compatibility/2006" xmlns:aink="http://schemas.microsoft.com/office/drawing/2016/ink" xmlns:am3d="http://schemas.microsoft.com/office/drawing/2017/model3d" xmlns:o="urn:schemas-microsoft-com:office:office" xmlns:r="http://schemas.openxmlformats.org/officeDocument/2006/relationships" xmlns:m="http://schemas.openxmlformats.org/officeDocument/2006/math" xmlns:v="urn:schemas-microsoft-com:vml" xmlns:wp14="http://schemas.microsoft.com/office/word/2010/wordprocessingDrawing" xmlns:wp="http://schemas.openxmlformats.org/drawingml/2006/wordprocessingDrawing" xmlns:w10="urn:schemas-microsoft-com:office:word" xmlns:w="http://schemas.openxmlformats.org/wordprocessingml/2006/main" xmlns:w14="http://schemas.microsoft.com/office/word/2010/wordml" xmlns:w15="http://schemas.microsoft.com/office/word/2012/wordml" xmlns:w16cex="http://schemas.microsoft.com/office/word/2018/wordml/cex" xmlns:w16cid="http://schemas.microsoft.com/office/word/2016/wordml/cid" xmlns:w16="http://schemas.microsoft.com/office/word/2018/wordml" xmlns:w16sdtdh="http://schemas.microsoft.com/office/word/2020/wordml/sdtdatahash" xmlns:w16se="http://schemas.microsoft.com/office/word/2015/wordml/symex" xmlns:wpg="http://schemas.microsoft.com/office/word/2010/wordprocessingGroup" xmlns:wpi="http://schemas.microsoft.com/office/word/2010/wordprocessingInk" xmlns:wne="http://schemas.microsoft.com/office/word/2006/wordml" xmlns:wps="http://schemas.microsoft.com/office/word/2010/wordprocessingShape" mc:Ignorable="w14 w15 w16se w16cid w16 w16cex w16sdtdh wp14">
+<w:document xmlns:wpc="http://schemas.microsoft.com/office/word/2010/wordprocessingCanvas" xmlns:cx="http://schemas.microsoft.com/office/drawing/2014/chartex" xmlns:mc="http://schemas.openxmlformats.org/markup-compatibility/2006" xmlns:o="urn:schemas-microsoft-com:office:office" xmlns:r="http://schemas.openxmlformats.org/officeDocument/2006/relationships" xmlns:m="http://schemas.openxmlformats.org/officeDocument/2006/math" xmlns:v="urn:schemas-microsoft-com:vml" xmlns:wp14="http://schemas.microsoft.com/office/word/2010/wordprocessingDrawing" xmlns:wp="http://schemas.openxmlformats.org/drawingml/2006/wordprocessingDrawing" xmlns:w10="urn:schemas-microsoft-com:office:word" xmlns:w="http://schemas.openxmlformats.org/wordprocessingml/2006/main" xmlns:w14="http://schemas.microsoft.com/office/word/2010/wordml" xmlns:w15="http://schemas.microsoft.com/office/word/2012/wordml" xmlns:w16se="http://schemas.microsoft.com/office/word/2015/wordml/symex" xmlns:wpg="http://schemas.microsoft.com/office/word/2010/wordprocessingGroup" xmlns:wpi="http://schemas.microsoft.com/office/word/2010/wordprocessingInk" xmlns:wne="http://schemas.microsoft.com/office/word/2006/wordml" xmlns:wps="http://schemas.microsoft.com/office/word/2010/wordprocessingShape" mc:Ignorable="w14 w15 w16se wp14">
   <w:body>
     <w:p>
       <w:pPr>
-        <w:pStyle w:val="BodyText"/>
+        <w:pStyle w:val="Corpsdetexte"/>
         <w:spacing w:before="216"/>
         <w:rPr>
           <w:rFonts w:ascii="Times New Roman"/>
@@ -103,7 +103,7 @@
           </mc:Choice>
           <mc:Fallback>
             <w:pict>
-              <v:group w14:anchorId="23F564CA" id="Group 1" o:spid="_x0000_s1026" style="position:absolute;margin-left:.75pt;margin-top:3pt;width:841.5pt;height:593.25pt;z-index:-15762432;mso-wrap-distance-left:0;mso-wrap-distance-right:0;mso-position-horizontal-relative:page;mso-position-vertical-relative:page;mso-width-relative:margin;mso-height-relative:margin" coordorigin="-465,463" coordsize="104410,72852" o:gfxdata="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">
+              <v:group w14:anchorId="1545D583" id="Group 1" o:spid="_x0000_s1026" style="position:absolute;margin-left:.75pt;margin-top:3pt;width:841.5pt;height:593.25pt;z-index:-15762432;mso-wrap-distance-left:0;mso-wrap-distance-right:0;mso-position-horizontal-relative:page;mso-position-vertical-relative:page;mso-width-relative:margin;mso-height-relative:margin" coordorigin="-465,463" coordsize="104410,72852" o:gfxdata="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">
                 <v:shapetype id="_x0000_t75" coordsize="21600,21600" o:spt="75" o:preferrelative="t" path="m@4@5l@4@11@9@11@9@5xe" filled="f" stroked="f">
                   <v:stroke joinstyle="miter"/>
                   <v:formulas>
@@ -138,7 +138,7 @@
     </w:p>
     <w:p>
       <w:pPr>
-        <w:pStyle w:val="BodyText"/>
+        <w:pStyle w:val="Corpsdetexte"/>
         <w:tabs>
           <w:tab w:val="left" w:leader="dot" w:pos="3126"/>
         </w:tabs>
@@ -199,7 +199,25 @@
           <w:sz w:val="20"/>
           <w:szCs w:val="20"/>
         </w:rPr>
-        <w:t>26/  ………………….</w:t>
+        <w:t>26</w:t>
+      </w:r>
+      <w:proofErr w:type="gramStart"/>
+      <w:r>
+        <w:rPr>
+          <w:spacing w:val="-5"/>
+          <w:sz w:val="20"/>
+          <w:szCs w:val="20"/>
+        </w:rPr>
+        <w:t>/  …</w:t>
+      </w:r>
+      <w:proofErr w:type="gramEnd"/>
+      <w:r>
+        <w:rPr>
+          <w:spacing w:val="-5"/>
+          <w:sz w:val="20"/>
+          <w:szCs w:val="20"/>
+        </w:rPr>
+        <w:t>……………….</w:t>
       </w:r>
       <w:r>
         <w:rPr>
@@ -220,7 +238,7 @@
     </w:p>
     <w:p>
       <w:pPr>
-        <w:pStyle w:val="BodyText"/>
+        <w:pStyle w:val="Corpsdetexte"/>
         <w:spacing w:before="178"/>
         <w:ind w:left="313"/>
         <w:rPr>
@@ -254,7 +272,7 @@
     </w:p>
     <w:p>
       <w:pPr>
-        <w:pStyle w:val="Heading1"/>
+        <w:pStyle w:val="Titre1"/>
         <w:spacing w:before="31"/>
         <w:ind w:right="4749"/>
         <w:jc w:val="center"/>
@@ -278,6 +296,7 @@
           <w:szCs w:val="20"/>
           <w:lang w:val="en-US"/>
         </w:rPr>
+        <w:lastRenderedPageBreak/>
         <w:t>REPOBLIKAN’I</w:t>
       </w:r>
       <w:r>
@@ -301,7 +320,7 @@
     </w:p>
     <w:p>
       <w:pPr>
-        <w:pStyle w:val="BodyText"/>
+        <w:pStyle w:val="Corpsdetexte"/>
         <w:spacing w:before="25"/>
         <w:ind w:right="4751"/>
         <w:jc w:val="center"/>
@@ -311,6 +330,7 @@
           <w:lang w:val="en-US"/>
         </w:rPr>
       </w:pPr>
+      <w:proofErr w:type="spellStart"/>
       <w:r>
         <w:rPr>
           <w:sz w:val="20"/>
@@ -319,6 +339,7 @@
         </w:rPr>
         <w:t>Fitiavana</w:t>
       </w:r>
+      <w:proofErr w:type="spellEnd"/>
       <w:r>
         <w:rPr>
           <w:spacing w:val="-5"/>
@@ -345,6 +366,7 @@
         </w:rPr>
         <w:t xml:space="preserve"> </w:t>
       </w:r>
+      <w:proofErr w:type="spellStart"/>
       <w:r>
         <w:rPr>
           <w:sz w:val="20"/>
@@ -353,6 +375,7 @@
         </w:rPr>
         <w:t>Tanindrazana</w:t>
       </w:r>
+      <w:proofErr w:type="spellEnd"/>
       <w:r>
         <w:rPr>
           <w:spacing w:val="-5"/>
@@ -379,6 +402,7 @@
         </w:rPr>
         <w:t xml:space="preserve"> </w:t>
       </w:r>
+      <w:proofErr w:type="spellStart"/>
       <w:r>
         <w:rPr>
           <w:spacing w:val="-2"/>
@@ -388,10 +412,11 @@
         </w:rPr>
         <w:t>Fandrosoana</w:t>
       </w:r>
+      <w:proofErr w:type="spellEnd"/>
     </w:p>
     <w:p>
       <w:pPr>
-        <w:pStyle w:val="BodyText"/>
+        <w:pStyle w:val="Corpsdetexte"/>
         <w:spacing w:before="20"/>
         <w:ind w:right="4749"/>
         <w:jc w:val="center"/>
@@ -413,7 +438,7 @@
     </w:p>
     <w:p>
       <w:pPr>
-        <w:pStyle w:val="BodyText"/>
+        <w:pStyle w:val="Corpsdetexte"/>
         <w:jc w:val="center"/>
         <w:rPr>
           <w:lang w:val="en-US"/>
@@ -449,6 +474,7 @@
           <w:sz w:val="44"/>
           <w:szCs w:val="44"/>
         </w:rPr>
+        <w:lastRenderedPageBreak/>
         <w:t>INSTITUT</w:t>
       </w:r>
       <w:r>
@@ -672,6 +698,7 @@
         </w:rPr>
         <w:t xml:space="preserve"> </w:t>
       </w:r>
+      <w:proofErr w:type="spellStart"/>
       <w:r>
         <w:rPr>
           <w:b/>
@@ -681,6 +708,7 @@
         </w:rPr>
         <w:t>Ter</w:t>
       </w:r>
+      <w:proofErr w:type="spellEnd"/>
       <w:r>
         <w:rPr>
           <w:b/>
@@ -780,7 +808,7 @@
     </w:p>
     <w:p>
       <w:pPr>
-        <w:pStyle w:val="Title"/>
+        <w:pStyle w:val="Titre"/>
         <w:rPr>
           <w:color w:val="001F5F"/>
           <w:spacing w:val="-5"/>
@@ -833,7 +861,7 @@
     </w:p>
     <w:p>
       <w:pPr>
-        <w:pStyle w:val="BodyText"/>
+        <w:pStyle w:val="Corpsdetexte"/>
         <w:spacing w:line="248" w:lineRule="exact"/>
         <w:ind w:left="659"/>
         <w:rPr>
@@ -980,7 +1008,7 @@
     </w:p>
     <w:p>
       <w:pPr>
-        <w:pStyle w:val="ListParagraph"/>
+        <w:pStyle w:val="Paragraphedeliste"/>
         <w:numPr>
           <w:ilvl w:val="0"/>
           <w:numId w:val="1"/>
@@ -1165,7 +1193,23 @@
           <w:sz w:val="20"/>
           <w:szCs w:val="20"/>
         </w:rPr>
-        <w:t xml:space="preserve">privé dénommé    « </w:t>
+        <w:t xml:space="preserve">privé dénommé </w:t>
+      </w:r>
+      <w:proofErr w:type="gramStart"/>
+      <w:r>
+        <w:rPr>
+          <w:sz w:val="20"/>
+          <w:szCs w:val="20"/>
+        </w:rPr>
+        <w:t xml:space="preserve">   «</w:t>
+      </w:r>
+      <w:proofErr w:type="gramEnd"/>
+      <w:r>
+        <w:rPr>
+          <w:sz w:val="20"/>
+          <w:szCs w:val="20"/>
+        </w:rPr>
+        <w:t xml:space="preserve"> </w:t>
       </w:r>
       <w:r>
         <w:rPr>
@@ -1193,7 +1237,7 @@
     </w:p>
     <w:p>
       <w:pPr>
-        <w:pStyle w:val="ListParagraph"/>
+        <w:pStyle w:val="Paragraphedeliste"/>
         <w:numPr>
           <w:ilvl w:val="0"/>
           <w:numId w:val="1"/>
@@ -1428,7 +1472,7 @@
     </w:p>
     <w:p>
       <w:pPr>
-        <w:pStyle w:val="ListParagraph"/>
+        <w:pStyle w:val="Paragraphedeliste"/>
         <w:numPr>
           <w:ilvl w:val="0"/>
           <w:numId w:val="1"/>
@@ -1650,7 +1694,7 @@
     </w:p>
     <w:p>
       <w:pPr>
-        <w:pStyle w:val="ListParagraph"/>
+        <w:pStyle w:val="Paragraphedeliste"/>
         <w:tabs>
           <w:tab w:val="left" w:pos="1379"/>
         </w:tabs>
@@ -2014,7 +2058,7 @@
     </w:p>
     <w:p>
       <w:pPr>
-        <w:pStyle w:val="BodyText"/>
+        <w:pStyle w:val="Corpsdetexte"/>
         <w:spacing w:before="15"/>
         <w:ind w:left="1312"/>
         <w:rPr>
@@ -2027,8 +2071,18 @@
           <w:sz w:val="20"/>
           <w:szCs w:val="20"/>
         </w:rPr>
+        <w:lastRenderedPageBreak/>
         <w:t>Option</w:t>
       </w:r>
+      <w:r>
+        <w:rPr>
+          <w:sz w:val="20"/>
+          <w:szCs w:val="20"/>
+        </w:rPr>
+        <w:t xml:space="preserve">   </w:t>
+      </w:r>
+      <w:bookmarkStart w:id="0" w:name="_GoBack"/>
+      <w:bookmarkEnd w:id="0"/>
       <w:r>
         <w:rPr>
           <w:spacing w:val="-8"/>
@@ -2093,7 +2147,7 @@
     </w:p>
     <w:p>
       <w:pPr>
-        <w:pStyle w:val="BodyText"/>
+        <w:pStyle w:val="Corpsdetexte"/>
         <w:spacing w:before="19"/>
         <w:ind w:left="1312"/>
         <w:rPr>
@@ -2203,7 +2257,7 @@
     </w:p>
     <w:p>
       <w:pPr>
-        <w:pStyle w:val="BodyText"/>
+        <w:pStyle w:val="Corpsdetexte"/>
         <w:spacing w:before="19"/>
         <w:ind w:left="1312"/>
         <w:rPr>
@@ -2211,6 +2265,7 @@
           <w:szCs w:val="20"/>
         </w:rPr>
       </w:pPr>
+      <w:proofErr w:type="gramStart"/>
       <w:r>
         <w:t>Matricule</w:t>
       </w:r>
@@ -2224,12 +2279,19 @@
         <w:rPr>
           <w:b/>
         </w:rPr>
-        <w:t xml:space="preserve"> {{TNR 224}}/ 26</w:t>
+        <w:t xml:space="preserve"> {</w:t>
+      </w:r>
+      <w:proofErr w:type="gramEnd"/>
+      <w:r>
+        <w:rPr>
+          <w:b/>
+        </w:rPr>
+        <w:t>{TNR 224}}/ 26</w:t>
       </w:r>
     </w:p>
     <w:p>
       <w:pPr>
-        <w:pStyle w:val="BodyText"/>
+        <w:pStyle w:val="Corpsdetexte"/>
         <w:spacing w:before="226"/>
         <w:ind w:left="678" w:right="-8230"/>
       </w:pPr>
@@ -2294,7 +2356,25 @@
                                 <w:color w:val="244061" w:themeColor="accent1" w:themeShade="80"/>
                                 <w:sz w:val="36"/>
                               </w:rPr>
-                              <w:t>{{RATINAHARIMALALA Njakasoa Fidèle}}</w:t>
+                              <w:t xml:space="preserve">{{RATINAHARIMALALA </w:t>
+                            </w:r>
+                            <w:proofErr w:type="spellStart"/>
+                            <w:r>
+                              <w:rPr>
+                                <w:b/>
+                                <w:color w:val="244061" w:themeColor="accent1" w:themeShade="80"/>
+                                <w:sz w:val="36"/>
+                              </w:rPr>
+                              <w:t>Njakasoa</w:t>
+                            </w:r>
+                            <w:proofErr w:type="spellEnd"/>
+                            <w:r>
+                              <w:rPr>
+                                <w:b/>
+                                <w:color w:val="244061" w:themeColor="accent1" w:themeShade="80"/>
+                                <w:sz w:val="36"/>
+                              </w:rPr>
+                              <w:t xml:space="preserve"> Fidèle}}</w:t>
                             </w:r>
                           </w:p>
                         </w:txbxContent>
@@ -2337,7 +2417,25 @@
                           <w:color w:val="244061" w:themeColor="accent1" w:themeShade="80"/>
                           <w:sz w:val="36"/>
                         </w:rPr>
-                        <w:t>{{RATINAHARIMALALA Njakasoa Fidèle}}</w:t>
+                        <w:t xml:space="preserve">{{RATINAHARIMALALA </w:t>
+                      </w:r>
+                      <w:proofErr w:type="spellStart"/>
+                      <w:r>
+                        <w:rPr>
+                          <w:b/>
+                          <w:color w:val="244061" w:themeColor="accent1" w:themeShade="80"/>
+                          <w:sz w:val="36"/>
+                        </w:rPr>
+                        <w:t>Njakasoa</w:t>
+                      </w:r>
+                      <w:proofErr w:type="spellEnd"/>
+                      <w:r>
+                        <w:rPr>
+                          <w:b/>
+                          <w:color w:val="244061" w:themeColor="accent1" w:themeShade="80"/>
+                          <w:sz w:val="36"/>
+                        </w:rPr>
+                        <w:t xml:space="preserve"> Fidèle}}</w:t>
                       </w:r>
                     </w:p>
                   </w:txbxContent>
@@ -2362,7 +2460,7 @@
     </w:p>
     <w:p>
       <w:pPr>
-        <w:pStyle w:val="BodyText"/>
+        <w:pStyle w:val="Corpsdetexte"/>
         <w:spacing w:before="10" w:line="393" w:lineRule="auto"/>
         <w:ind w:right="1324"/>
       </w:pPr>
@@ -2370,6 +2468,7 @@
         <w:br w:type="column"/>
       </w:r>
       <w:r>
+        <w:lastRenderedPageBreak/>
         <w:t>Mention : {{</w:t>
       </w:r>
       <w:r>
@@ -2384,7 +2483,7 @@
     </w:p>
     <w:p>
       <w:pPr>
-        <w:pStyle w:val="BodyText"/>
+        <w:pStyle w:val="Corpsdetexte"/>
         <w:spacing w:line="393" w:lineRule="auto"/>
         <w:sectPr>
           <w:type w:val="continuous"/>
@@ -2399,7 +2498,7 @@
     </w:p>
     <w:p>
       <w:pPr>
-        <w:pStyle w:val="BodyText"/>
+        <w:pStyle w:val="Corpsdetexte"/>
         <w:tabs>
           <w:tab w:val="left" w:pos="9109"/>
         </w:tabs>
@@ -2407,6 +2506,7 @@
         <w:ind w:left="678"/>
       </w:pPr>
       <w:r>
+        <w:lastRenderedPageBreak/>
         <w:t>Né(e)</w:t>
       </w:r>
       <w:r>
@@ -2415,6 +2515,7 @@
         </w:rPr>
         <w:t xml:space="preserve"> </w:t>
       </w:r>
+      <w:proofErr w:type="gramStart"/>
       <w:r>
         <w:t xml:space="preserve">le </w:t>
       </w:r>
@@ -2423,7 +2524,15 @@
           <w:spacing w:val="-5"/>
           <w:sz w:val="24"/>
         </w:rPr>
-        <w:t xml:space="preserve"> {{</w:t>
+        <w:t xml:space="preserve"> {</w:t>
+      </w:r>
+      <w:proofErr w:type="gramEnd"/>
+      <w:r>
+        <w:rPr>
+          <w:spacing w:val="-5"/>
+          <w:sz w:val="24"/>
+        </w:rPr>
+        <w:t>{</w:t>
       </w:r>
       <w:r>
         <w:rPr>
@@ -2434,6 +2543,7 @@
       <w:r>
         <w:t>à  {{</w:t>
       </w:r>
+      <w:proofErr w:type="spellStart"/>
       <w:r>
         <w:rPr>
           <w:rFonts w:eastAsia="Times New Roman"/>
@@ -2442,7 +2552,40 @@
           <w:color w:val="000000"/>
           <w:lang w:eastAsia="fr-FR"/>
         </w:rPr>
-        <w:t>Alatsinainy bakaro}}</w:t>
+        <w:t>Alatsinainy</w:t>
+      </w:r>
+      <w:proofErr w:type="spellEnd"/>
+      <w:r>
+        <w:rPr>
+          <w:rFonts w:eastAsia="Times New Roman"/>
+          <w:b/>
+          <w:bCs/>
+          <w:color w:val="000000"/>
+          <w:lang w:eastAsia="fr-FR"/>
+        </w:rPr>
+        <w:t xml:space="preserve"> </w:t>
+      </w:r>
+      <w:proofErr w:type="spellStart"/>
+      <w:r>
+        <w:rPr>
+          <w:rFonts w:eastAsia="Times New Roman"/>
+          <w:b/>
+          <w:bCs/>
+          <w:color w:val="000000"/>
+          <w:lang w:eastAsia="fr-FR"/>
+        </w:rPr>
+        <w:t>bakaro</w:t>
+      </w:r>
+      <w:proofErr w:type="spellEnd"/>
+      <w:r>
+        <w:rPr>
+          <w:rFonts w:eastAsia="Times New Roman"/>
+          <w:b/>
+          <w:bCs/>
+          <w:color w:val="000000"/>
+          <w:lang w:eastAsia="fr-FR"/>
+        </w:rPr>
+        <w:t>}}</w:t>
       </w:r>
       <w:r>
         <w:tab/>
@@ -2503,7 +2646,7 @@
     </w:p>
     <w:p>
       <w:pPr>
-        <w:pStyle w:val="Heading1"/>
+        <w:pStyle w:val="Titre1"/>
         <w:tabs>
           <w:tab w:val="left" w:pos="10257"/>
         </w:tabs>
@@ -2516,7 +2659,7 @@
     </w:p>
     <w:p>
       <w:pPr>
-        <w:pStyle w:val="Heading1"/>
+        <w:pStyle w:val="Titre1"/>
         <w:tabs>
           <w:tab w:val="left" w:pos="10257"/>
         </w:tabs>
@@ -2527,10 +2670,21 @@
         <w:rPr>
           <w:spacing w:val="-2"/>
         </w:rPr>
-        <w:t xml:space="preserve">                            L’impétrant(e)</w:t>
-      </w:r>
-      <w:r>
-        <w:t xml:space="preserve">                                                                                                                                     Le</w:t>
+        <w:t xml:space="preserve">                            L’impétrant(</w:t>
+      </w:r>
+      <w:proofErr w:type="gramStart"/>
+      <w:r>
+        <w:rPr>
+          <w:spacing w:val="-2"/>
+        </w:rPr>
+        <w:t>e)</w:t>
+      </w:r>
+      <w:r>
+        <w:t xml:space="preserve">   </w:t>
+      </w:r>
+      <w:proofErr w:type="gramEnd"/>
+      <w:r>
+        <w:t xml:space="preserve">                                                                                                                                  Le</w:t>
       </w:r>
       <w:r>
         <w:rPr>
@@ -2565,7 +2719,7 @@
     </w:p>
     <w:p>
       <w:pPr>
-        <w:pStyle w:val="BodyText"/>
+        <w:pStyle w:val="Corpsdetexte"/>
         <w:rPr>
           <w:b/>
         </w:rPr>
@@ -2573,7 +2727,7 @@
     </w:p>
     <w:p>
       <w:pPr>
-        <w:pStyle w:val="BodyText"/>
+        <w:pStyle w:val="Corpsdetexte"/>
         <w:rPr>
           <w:b/>
         </w:rPr>
@@ -2581,7 +2735,7 @@
     </w:p>
     <w:p>
       <w:pPr>
-        <w:pStyle w:val="BodyText"/>
+        <w:pStyle w:val="Corpsdetexte"/>
         <w:spacing w:before="114"/>
         <w:rPr>
           <w:b/>
@@ -2627,6 +2781,7 @@
         </w:rPr>
         <w:t xml:space="preserve"> </w:t>
       </w:r>
+      <w:proofErr w:type="spellStart"/>
       <w:r>
         <w:rPr>
           <w:rFonts w:ascii="Georgia"/>
@@ -2636,6 +2791,7 @@
         </w:rPr>
         <w:t>Solofo</w:t>
       </w:r>
+      <w:proofErr w:type="spellEnd"/>
       <w:r>
         <w:rPr>
           <w:rFonts w:ascii="Georgia"/>
@@ -2687,7 +2843,7 @@
 </file>
 
 <file path=word/numbering.xml><?xml version="1.0" encoding="utf-8"?>
-<w:numbering xmlns:wpc="http://schemas.microsoft.com/office/word/2010/wordprocessingCanvas" xmlns:cx="http://schemas.microsoft.com/office/drawing/2014/chartex" xmlns:cx1="http://schemas.microsoft.com/office/drawing/2015/9/8/chartex" xmlns:cx2="http://schemas.microsoft.com/office/drawing/2015/10/21/chartex" xmlns:cx3="http://schemas.microsoft.com/office/drawing/2016/5/9/chartex" xmlns:cx4="http://schemas.microsoft.com/office/drawing/2016/5/10/chartex" xmlns:cx5="http://schemas.microsoft.com/office/drawing/2016/5/11/chartex" xmlns:cx6="http://schemas.microsoft.com/office/drawing/2016/5/12/chartex" xmlns:cx7="http://schemas.microsoft.com/office/drawing/2016/5/13/chartex" xmlns:cx8="http://schemas.microsoft.com/office/drawing/2016/5/14/chartex" xmlns:mc="http://schemas.openxmlformats.org/markup-compatibility/2006" xmlns:aink="http://schemas.microsoft.com/office/drawing/2016/ink" xmlns:am3d="http://schemas.microsoft.com/office/drawing/2017/model3d" xmlns:o="urn:schemas-microsoft-com:office:office" xmlns:r="http://schemas.openxmlformats.org/officeDocument/2006/relationships" xmlns:m="http://schemas.openxmlformats.org/officeDocument/2006/math" xmlns:v="urn:schemas-microsoft-com:vml" xmlns:wp14="http://schemas.microsoft.com/office/word/2010/wordprocessingDrawing" xmlns:wp="http://schemas.openxmlformats.org/drawingml/2006/wordprocessingDrawing" xmlns:w10="urn:schemas-microsoft-com:office:word" xmlns:w="http://schemas.openxmlformats.org/wordprocessingml/2006/main" xmlns:w14="http://schemas.microsoft.com/office/word/2010/wordml" xmlns:w15="http://schemas.microsoft.com/office/word/2012/wordml" xmlns:w16cex="http://schemas.microsoft.com/office/word/2018/wordml/cex" xmlns:w16cid="http://schemas.microsoft.com/office/word/2016/wordml/cid" xmlns:w16="http://schemas.microsoft.com/office/word/2018/wordml" xmlns:w16sdtdh="http://schemas.microsoft.com/office/word/2020/wordml/sdtdatahash" xmlns:w16se="http://schemas.microsoft.com/office/word/2015/wordml/symex" xmlns:wpg="http://schemas.microsoft.com/office/word/2010/wordprocessingGroup" xmlns:wpi="http://schemas.microsoft.com/office/word/2010/wordprocessingInk" xmlns:wne="http://schemas.microsoft.com/office/word/2006/wordml" xmlns:wps="http://schemas.microsoft.com/office/word/2010/wordprocessingShape" mc:Ignorable="w14 w15 w16se w16cid w16 w16cex w16sdtdh wp14">
+<w:numbering xmlns:wpc="http://schemas.microsoft.com/office/word/2010/wordprocessingCanvas" xmlns:cx="http://schemas.microsoft.com/office/drawing/2014/chartex" xmlns:mc="http://schemas.openxmlformats.org/markup-compatibility/2006" xmlns:o="urn:schemas-microsoft-com:office:office" xmlns:r="http://schemas.openxmlformats.org/officeDocument/2006/relationships" xmlns:m="http://schemas.openxmlformats.org/officeDocument/2006/math" xmlns:v="urn:schemas-microsoft-com:vml" xmlns:wp14="http://schemas.microsoft.com/office/word/2010/wordprocessingDrawing" xmlns:wp="http://schemas.openxmlformats.org/drawingml/2006/wordprocessingDrawing" xmlns:w10="urn:schemas-microsoft-com:office:word" xmlns:w="http://schemas.openxmlformats.org/wordprocessingml/2006/main" xmlns:w14="http://schemas.microsoft.com/office/word/2010/wordml" xmlns:w15="http://schemas.microsoft.com/office/word/2012/wordml" xmlns:w16se="http://schemas.microsoft.com/office/word/2015/wordml/symex" xmlns:wpg="http://schemas.microsoft.com/office/word/2010/wordprocessingGroup" xmlns:wpi="http://schemas.microsoft.com/office/word/2010/wordprocessingInk" xmlns:wne="http://schemas.microsoft.com/office/word/2006/wordml" xmlns:wps="http://schemas.microsoft.com/office/word/2010/wordprocessingShape" mc:Ignorable="w14 w15 w16se wp14">
   <w:abstractNum w:abstractNumId="0" w15:restartNumberingAfterBreak="0">
     <w:nsid w:val="612E6004"/>
     <w:multiLevelType w:val="hybridMultilevel"/>
@@ -2816,7 +2972,7 @@
 </file>
 
 <file path=word/styles.xml><?xml version="1.0" encoding="utf-8"?>
-<w:styles xmlns:mc="http://schemas.openxmlformats.org/markup-compatibility/2006" xmlns:r="http://schemas.openxmlformats.org/officeDocument/2006/relationships" xmlns:w="http://schemas.openxmlformats.org/wordprocessingml/2006/main" xmlns:w14="http://schemas.microsoft.com/office/word/2010/wordml" xmlns:w15="http://schemas.microsoft.com/office/word/2012/wordml" xmlns:w16cex="http://schemas.microsoft.com/office/word/2018/wordml/cex" xmlns:w16cid="http://schemas.microsoft.com/office/word/2016/wordml/cid" xmlns:w16="http://schemas.microsoft.com/office/word/2018/wordml" xmlns:w16sdtdh="http://schemas.microsoft.com/office/word/2020/wordml/sdtdatahash" xmlns:w16se="http://schemas.microsoft.com/office/word/2015/wordml/symex" mc:Ignorable="w14 w15 w16se w16cid w16 w16cex w16sdtdh">
+<w:styles xmlns:mc="http://schemas.openxmlformats.org/markup-compatibility/2006" xmlns:r="http://schemas.openxmlformats.org/officeDocument/2006/relationships" xmlns:w="http://schemas.openxmlformats.org/wordprocessingml/2006/main" xmlns:w14="http://schemas.microsoft.com/office/word/2010/wordml" xmlns:w15="http://schemas.microsoft.com/office/word/2012/wordml" xmlns:w16se="http://schemas.microsoft.com/office/word/2015/wordml/symex" mc:Ignorable="w14 w15 w16se">
   <w:docDefaults>
     <w:rPrDefault>
       <w:rPr>
@@ -2834,7 +2990,7 @@
       </w:pPr>
     </w:pPrDefault>
   </w:docDefaults>
-  <w:latentStyles w:defLockedState="0" w:defUIPriority="99" w:defSemiHidden="0" w:defUnhideWhenUsed="0" w:defQFormat="0" w:count="376">
+  <w:latentStyles w:defLockedState="0" w:defUIPriority="99" w:defSemiHidden="0" w:defUnhideWhenUsed="0" w:defQFormat="0" w:count="371">
     <w:lsdException w:name="Normal" w:uiPriority="0" w:qFormat="1"/>
     <w:lsdException w:name="heading 1" w:uiPriority="9" w:qFormat="1"/>
     <w:lsdException w:name="heading 2" w:semiHidden="1" w:uiPriority="9" w:unhideWhenUsed="1" w:qFormat="1"/>
@@ -3206,11 +3362,6 @@
     <w:lsdException w:name="List Table 5 Dark Accent 6" w:uiPriority="50"/>
     <w:lsdException w:name="List Table 6 Colorful Accent 6" w:uiPriority="51"/>
     <w:lsdException w:name="List Table 7 Colorful Accent 6" w:uiPriority="52"/>
-    <w:lsdException w:name="Mention" w:semiHidden="1" w:unhideWhenUsed="1"/>
-    <w:lsdException w:name="Smart Hyperlink" w:semiHidden="1" w:unhideWhenUsed="1"/>
-    <w:lsdException w:name="Hashtag" w:semiHidden="1" w:unhideWhenUsed="1"/>
-    <w:lsdException w:name="Unresolved Mention" w:semiHidden="1" w:unhideWhenUsed="1"/>
-    <w:lsdException w:name="Smart Link" w:semiHidden="1" w:unhideWhenUsed="1"/>
   </w:latentStyles>
   <w:style w:type="paragraph" w:default="1" w:styleId="Normal">
     <w:name w:val="Normal"/>
@@ -3221,7 +3372,7 @@
       <w:lang w:val="fr-FR"/>
     </w:rPr>
   </w:style>
-  <w:style w:type="paragraph" w:styleId="Heading1">
+  <w:style w:type="paragraph" w:styleId="Titre1">
     <w:name w:val="heading 1"/>
     <w:basedOn w:val="Normal"/>
     <w:uiPriority w:val="1"/>
@@ -3235,13 +3386,13 @@
       <w:bCs/>
     </w:rPr>
   </w:style>
-  <w:style w:type="character" w:default="1" w:styleId="DefaultParagraphFont">
+  <w:style w:type="character" w:default="1" w:styleId="Policepardfaut">
     <w:name w:val="Default Paragraph Font"/>
     <w:uiPriority w:val="1"/>
     <w:semiHidden/>
     <w:unhideWhenUsed/>
   </w:style>
-  <w:style w:type="table" w:default="1" w:styleId="TableNormal">
+  <w:style w:type="table" w:default="1" w:styleId="TableauNormal">
     <w:name w:val="Normal Table"/>
     <w:uiPriority w:val="99"/>
     <w:semiHidden/>
@@ -3256,7 +3407,7 @@
       </w:tblCellMar>
     </w:tblPr>
   </w:style>
-  <w:style w:type="numbering" w:default="1" w:styleId="NoList">
+  <w:style w:type="numbering" w:default="1" w:styleId="Aucuneliste">
     <w:name w:val="No List"/>
     <w:uiPriority w:val="99"/>
     <w:semiHidden/>
@@ -3278,13 +3429,13 @@
       </w:tblCellMar>
     </w:tblPr>
   </w:style>
-  <w:style w:type="paragraph" w:styleId="BodyText">
+  <w:style w:type="paragraph" w:styleId="Corpsdetexte">
     <w:name w:val="Body Text"/>
     <w:basedOn w:val="Normal"/>
     <w:uiPriority w:val="1"/>
     <w:qFormat/>
   </w:style>
-  <w:style w:type="paragraph" w:styleId="Title">
+  <w:style w:type="paragraph" w:styleId="Titre">
     <w:name w:val="Title"/>
     <w:basedOn w:val="Normal"/>
     <w:uiPriority w:val="1"/>
@@ -3302,7 +3453,7 @@
       <w:szCs w:val="56"/>
     </w:rPr>
   </w:style>
-  <w:style w:type="paragraph" w:styleId="ListParagraph">
+  <w:style w:type="paragraph" w:styleId="Paragraphedeliste">
     <w:name w:val="List Paragraph"/>
     <w:basedOn w:val="Normal"/>
     <w:uiPriority w:val="1"/>

--- a/templates/template_L3.docx
+++ b/templates/template_L3.docx
@@ -2279,14 +2279,14 @@
         <w:rPr>
           <w:b/>
         </w:rPr>
-        <w:t xml:space="preserve"> {</w:t>
+        <w:t xml:space="preserve"> </w:t>
       </w:r>
       <w:proofErr w:type="gramEnd"/>
       <w:r>
         <w:rPr>
           <w:b/>
         </w:rPr>
-        <w:t>{TNR 224}}/ 26</w:t>
+        <w:t xml:space="preserve">{{TNR 224}}/ 26</w:t>
       </w:r>
     </w:p>
     <w:p>
@@ -2356,7 +2356,7 @@
                                 <w:color w:val="244061" w:themeColor="accent1" w:themeShade="80"/>
                                 <w:sz w:val="36"/>
                               </w:rPr>
-                              <w:t xml:space="preserve">{{RATINAHARIMALALA </w:t>
+                              <w:t xml:space="preserve">{{RATINAHARIMALALA Njakasoa Fidèle}}</w:t>
                             </w:r>
                             <w:proofErr w:type="spellStart"/>
                             <w:r>
@@ -2365,7 +2365,6 @@
                                 <w:color w:val="244061" w:themeColor="accent1" w:themeShade="80"/>
                                 <w:sz w:val="36"/>
                               </w:rPr>
-                              <w:t>Njakasoa</w:t>
                             </w:r>
                             <w:proofErr w:type="spellEnd"/>
                             <w:r>
@@ -2374,7 +2373,6 @@
                                 <w:color w:val="244061" w:themeColor="accent1" w:themeShade="80"/>
                                 <w:sz w:val="36"/>
                               </w:rPr>
-                              <w:t xml:space="preserve"> Fidèle}}</w:t>
                             </w:r>
                           </w:p>
                         </w:txbxContent>
@@ -2417,7 +2415,7 @@
                           <w:color w:val="244061" w:themeColor="accent1" w:themeShade="80"/>
                           <w:sz w:val="36"/>
                         </w:rPr>
-                        <w:t xml:space="preserve">{{RATINAHARIMALALA </w:t>
+                        <w:t xml:space="preserve">{{RATINAHARIMALALA Njakasoa Fidèle}}</w:t>
                       </w:r>
                       <w:proofErr w:type="spellStart"/>
                       <w:r>
@@ -2426,7 +2424,6 @@
                           <w:color w:val="244061" w:themeColor="accent1" w:themeShade="80"/>
                           <w:sz w:val="36"/>
                         </w:rPr>
-                        <w:t>Njakasoa</w:t>
                       </w:r>
                       <w:proofErr w:type="spellEnd"/>
                       <w:r>
@@ -2435,7 +2432,6 @@
                           <w:color w:val="244061" w:themeColor="accent1" w:themeShade="80"/>
                           <w:sz w:val="36"/>
                         </w:rPr>
-                        <w:t xml:space="preserve"> Fidèle}}</w:t>
                       </w:r>
                     </w:p>
                   </w:txbxContent>
@@ -2469,13 +2465,13 @@
       </w:r>
       <w:r>
         <w:lastRenderedPageBreak/>
-        <w:t>Mention : {{</w:t>
-      </w:r>
-      <w:r>
-        <w:rPr>
-          <w:b/>
-        </w:rPr>
-        <w:t>Bien}}</w:t>
+        <w:t xml:space="preserve">Mention : </w:t>
+      </w:r>
+      <w:r>
+        <w:rPr>
+          <w:b/>
+        </w:rPr>
+        <w:t xml:space="preserve">{{Bien}}</w:t>
       </w:r>
       <w:r>
         <w:t xml:space="preserve"> </w:t>
@@ -2524,7 +2520,7 @@
           <w:spacing w:val="-5"/>
           <w:sz w:val="24"/>
         </w:rPr>
-        <w:t xml:space="preserve"> {</w:t>
+        <w:t xml:space="preserve"> </w:t>
       </w:r>
       <w:proofErr w:type="gramEnd"/>
       <w:r>
@@ -2532,16 +2528,15 @@
           <w:spacing w:val="-5"/>
           <w:sz w:val="24"/>
         </w:rPr>
-        <w:t>{</w:t>
-      </w:r>
-      <w:r>
-        <w:rPr>
-          <w:b/>
-        </w:rPr>
-        <w:t xml:space="preserve">15/10/1974}} </w:t>
-      </w:r>
-      <w:r>
-        <w:t>à  {{</w:t>
+      </w:r>
+      <w:r>
+        <w:rPr>
+          <w:b/>
+        </w:rPr>
+        <w:t xml:space="preserve">{{15/10/1974}} </w:t>
+      </w:r>
+      <w:r>
+        <w:t xml:space="preserve">à  </w:t>
       </w:r>
       <w:proofErr w:type="spellStart"/>
       <w:r>
@@ -2552,7 +2547,7 @@
           <w:color w:val="000000"/>
           <w:lang w:eastAsia="fr-FR"/>
         </w:rPr>
-        <w:t>Alatsinainy</w:t>
+        <w:t xml:space="preserve">{{Alatsinainy bakaro}}</w:t>
       </w:r>
       <w:proofErr w:type="spellEnd"/>
       <w:r>
@@ -2563,7 +2558,6 @@
           <w:color w:val="000000"/>
           <w:lang w:eastAsia="fr-FR"/>
         </w:rPr>
-        <w:t xml:space="preserve"> </w:t>
       </w:r>
       <w:proofErr w:type="spellStart"/>
       <w:r>
@@ -2574,7 +2568,6 @@
           <w:color w:val="000000"/>
           <w:lang w:eastAsia="fr-FR"/>
         </w:rPr>
-        <w:t>bakaro</w:t>
       </w:r>
       <w:proofErr w:type="spellEnd"/>
       <w:r>
@@ -2585,7 +2578,6 @@
           <w:color w:val="000000"/>
           <w:lang w:eastAsia="fr-FR"/>
         </w:rPr>
-        <w:t>}}</w:t>
       </w:r>
       <w:r>
         <w:tab/>
